--- a/BACKUP&RECOVERY/02장/02장_복구_가능성_구성.docx
+++ b/BACKUP&RECOVERY/02장/02장_복구_가능성_구성.docx
@@ -4870,7 +4870,7 @@
                 <w:color w:val="E6E6E6"/>
                 <w:sz w:val="19"/>
               </w:rPr>
-              <w:t>/u01/app/oracle/oradata/ORCL/control01.ctl</w:t>
+              <w:t>/u01/app/oracle/oradata/orcl/control01.ctl</w:t>
             </w:r>
           </w:p>
           <w:p>
@@ -4884,7 +4884,7 @@
                 <w:color w:val="E6E6E6"/>
                 <w:sz w:val="19"/>
               </w:rPr>
-              <w:t>/u01/app/oracle/oradata/ORCL/control02.ctl</w:t>
+              <w:t>/u01/app/oracle/oradata/orcl/control02.ctl</w:t>
             </w:r>
           </w:p>
           <w:p>
@@ -4940,7 +4940,7 @@
                 <w:color w:val="E6E6E6"/>
                 <w:sz w:val="19"/>
               </w:rPr>
-              <w:t xml:space="preserve">  2    '/u01/app/oracle/oradata/ORCL/control01.ctl',</w:t>
+              <w:t xml:space="preserve">  2    '/u01/app/oracle/oradata/orcl/control01.ctl',</w:t>
             </w:r>
           </w:p>
           <w:p>
@@ -4954,7 +4954,7 @@
                 <w:color w:val="E6E6E6"/>
                 <w:sz w:val="19"/>
               </w:rPr>
-              <w:t xml:space="preserve">  3    '/u01/app/oracle/oradata/ORCL/control02.ctl',</w:t>
+              <w:t xml:space="preserve">  3    '/u01/app/oracle/oradata/orcl/control02.ctl',</w:t>
             </w:r>
           </w:p>
           <w:p>
@@ -4968,7 +4968,7 @@
                 <w:color w:val="E6E6E6"/>
                 <w:sz w:val="19"/>
               </w:rPr>
-              <w:t xml:space="preserve">  4    '/u02/oradata/ORCL/control03.ctl' SCOPE=spfile;</w:t>
+              <w:t xml:space="preserve">  4    '/u02/oradata/orcl/control03.ctl' SCOPE=spfile;</w:t>
             </w:r>
           </w:p>
           <w:p>
@@ -5094,7 +5094,7 @@
                 <w:color w:val="E6E6E6"/>
                 <w:sz w:val="19"/>
               </w:rPr>
-              <w:t>SYS@orcl&gt; !mkdir -p /u02/oradata/ORCL</w:t>
+              <w:t>SYS@orcl&gt; !mkdir -p /u02/oradata/orcl</w:t>
             </w:r>
           </w:p>
           <w:p>
@@ -5108,7 +5108,7 @@
                 <w:color w:val="E6E6E6"/>
                 <w:sz w:val="19"/>
               </w:rPr>
-              <w:t>SYS@orcl&gt; !cp -v /u01/app/oracle/oradata/ORCL/control01.ctl /u02/oradata/ORCL/control03.ctl</w:t>
+              <w:t>SYS@orcl&gt; !cp -v /u01/app/oracle/oradata/orcl/control01.ctl /u02/oradata/orcl/control03.ctl</w:t>
             </w:r>
           </w:p>
           <w:p>
@@ -5122,7 +5122,7 @@
                 <w:color w:val="E6E6E6"/>
                 <w:sz w:val="19"/>
               </w:rPr>
-              <w:t>'/u01/app/oracle/oradata/ORCL/control01.ctl' -&gt; '/u02/oradata/ORCL/control03.ctl'</w:t>
+              <w:t>'/u01/app/oracle/oradata/orcl/control01.ctl' -&gt; '/u02/oradata/orcl/control03.ctl'</w:t>
             </w:r>
           </w:p>
           <w:p>
@@ -5276,7 +5276,7 @@
                 <w:color w:val="E6E6E6"/>
                 <w:sz w:val="19"/>
               </w:rPr>
-              <w:t>/u01/app/oracle/oradata/ORCL/control01.ctl</w:t>
+              <w:t>/u01/app/oracle/oradata/orcl/control01.ctl</w:t>
             </w:r>
           </w:p>
           <w:p>
@@ -5290,7 +5290,7 @@
                 <w:color w:val="E6E6E6"/>
                 <w:sz w:val="19"/>
               </w:rPr>
-              <w:t>/u01/app/oracle/oradata/ORCL/control02.ctl</w:t>
+              <w:t>/u01/app/oracle/oradata/orcl/control02.ctl</w:t>
             </w:r>
           </w:p>
           <w:p>
@@ -5304,7 +5304,7 @@
                 <w:color w:val="E6E6E6"/>
                 <w:sz w:val="19"/>
               </w:rPr>
-              <w:t>/u02/oradata/ORCL/control03.ctl</w:t>
+              <w:t>/u02/oradata/orcl/control03.ctl</w:t>
             </w:r>
           </w:p>
         </w:tc>
@@ -5428,7 +5428,7 @@
                 <w:color w:val="E6E6E6"/>
                 <w:sz w:val="19"/>
               </w:rPr>
-              <w:t>SYS@orcl&gt; !ls -l --time-style=+%H:%M:%S /u01/app/oracle/oradata/ORCL/control0*.ctl /u02/oradata/ORCL/control03.ctl</w:t>
+              <w:t>SYS@orcl&gt; !ls -l --time-style=+%H:%M:%S /u01/app/oracle/oradata/orcl/control0*.ctl /u02/oradata/orcl/control03.ctl</w:t>
             </w:r>
           </w:p>
           <w:p>
@@ -5442,7 +5442,7 @@
                 <w:color w:val="E6E6E6"/>
                 <w:sz w:val="19"/>
               </w:rPr>
-              <w:t>-rw-r-----. 1 oracle oinstall 10600448 15:41:22 /u01/app/oracle/oradata/ORCL/control01.ctl</w:t>
+              <w:t>-rw-r-----. 1 oracle dba 10600448 15:41:22 /u01/app/oracle/oradata/orcl/control01.ctl</w:t>
             </w:r>
           </w:p>
           <w:p>
@@ -5456,7 +5456,7 @@
                 <w:color w:val="E6E6E6"/>
                 <w:sz w:val="19"/>
               </w:rPr>
-              <w:t>-rw-r-----. 1 oracle oinstall 10600448 15:41:22 /u01/app/oracle/oradata/ORCL/control02.ctl</w:t>
+              <w:t>-rw-r-----. 1 oracle dba 10600448 15:41:22 /u01/app/oracle/oradata/orcl/control02.ctl</w:t>
             </w:r>
           </w:p>
           <w:p>
@@ -5470,7 +5470,7 @@
                 <w:color w:val="E6E6E6"/>
                 <w:sz w:val="19"/>
               </w:rPr>
-              <w:t>-rw-r-----. 1 oracle oinstall 10600448 15:41:22 /u02/oradata/ORCL/control03.ctl</w:t>
+              <w:t>-rw-r-----. 1 oracle dba 10600448 15:41:22 /u02/oradata/orcl/control03.ctl</w:t>
             </w:r>
           </w:p>
           <w:p>
@@ -5642,7 +5642,7 @@
                 <w:color w:val="E6E6E6"/>
                 <w:sz w:val="19"/>
               </w:rPr>
-              <w:t xml:space="preserve">  2    '/u02/oradata/ORCL/redo01b.log' TO GROUP 1;</w:t>
+              <w:t xml:space="preserve">  2    '/u02/oradata/orcl/redo01b.log' TO GROUP 1;</w:t>
             </w:r>
           </w:p>
           <w:p>
@@ -5698,7 +5698,7 @@
                 <w:color w:val="E6E6E6"/>
                 <w:sz w:val="19"/>
               </w:rPr>
-              <w:t xml:space="preserve">  2    '/u02/oradata/ORCL/redo02b.log' TO GROUP 2;</w:t>
+              <w:t xml:space="preserve">  2    '/u02/oradata/orcl/redo02b.log' TO GROUP 2;</w:t>
             </w:r>
           </w:p>
           <w:p>
@@ -5754,7 +5754,7 @@
                 <w:color w:val="E6E6E6"/>
                 <w:sz w:val="19"/>
               </w:rPr>
-              <w:t xml:space="preserve">  2    '/u02/oradata/ORCL/redo03b.log' TO GROUP 3;</w:t>
+              <w:t xml:space="preserve">  2    '/u02/oradata/orcl/redo03b.log' TO GROUP 3;</w:t>
             </w:r>
           </w:p>
           <w:p>
@@ -5852,7 +5852,7 @@
                 <w:color w:val="E6E6E6"/>
                 <w:sz w:val="19"/>
               </w:rPr>
-              <w:t xml:space="preserve">         1 /u01/app/oracle/oradata/ORCL/redo01.log</w:t>
+              <w:t xml:space="preserve">         1 /u01/app/oracle/oradata/orcl/redo01.log</w:t>
             </w:r>
           </w:p>
           <w:p>
@@ -5866,7 +5866,7 @@
                 <w:color w:val="E6E6E6"/>
                 <w:sz w:val="19"/>
               </w:rPr>
-              <w:t xml:space="preserve">         1 /u02/oradata/ORCL/redo01b.log                 INVALID</w:t>
+              <w:t xml:space="preserve">         1 /u02/oradata/orcl/redo01b.log                 INVALID</w:t>
             </w:r>
           </w:p>
           <w:p>
@@ -5880,7 +5880,7 @@
                 <w:color w:val="E6E6E6"/>
                 <w:sz w:val="19"/>
               </w:rPr>
-              <w:t xml:space="preserve">         2 /u01/app/oracle/oradata/ORCL/redo02.log</w:t>
+              <w:t xml:space="preserve">         2 /u01/app/oracle/oradata/orcl/redo02.log</w:t>
             </w:r>
           </w:p>
           <w:p>
@@ -5894,7 +5894,7 @@
                 <w:color w:val="E6E6E6"/>
                 <w:sz w:val="19"/>
               </w:rPr>
-              <w:t xml:space="preserve">         2 /u02/oradata/ORCL/redo02b.log                 INVALID</w:t>
+              <w:t xml:space="preserve">         2 /u02/oradata/orcl/redo02b.log                 INVALID</w:t>
             </w:r>
           </w:p>
           <w:p>
@@ -5908,7 +5908,7 @@
                 <w:color w:val="E6E6E6"/>
                 <w:sz w:val="19"/>
               </w:rPr>
-              <w:t xml:space="preserve">         3 /u01/app/oracle/oradata/ORCL/redo03.log</w:t>
+              <w:t xml:space="preserve">         3 /u01/app/oracle/oradata/orcl/redo03.log</w:t>
             </w:r>
           </w:p>
           <w:p>
@@ -5922,7 +5922,7 @@
                 <w:color w:val="E6E6E6"/>
                 <w:sz w:val="19"/>
               </w:rPr>
-              <w:t xml:space="preserve">         3 /u02/oradata/ORCL/redo03b.log                 INVALID</w:t>
+              <w:t xml:space="preserve">         3 /u02/oradata/orcl/redo03b.log                 INVALID</w:t>
             </w:r>
           </w:p>
           <w:p>
@@ -6076,7 +6076,7 @@
                 <w:color w:val="E6E6E6"/>
                 <w:sz w:val="19"/>
               </w:rPr>
-              <w:t xml:space="preserve">         1 /u01/app/oracle/oradata/ORCL/redo01.log</w:t>
+              <w:t xml:space="preserve">         1 /u01/app/oracle/oradata/orcl/redo01.log</w:t>
             </w:r>
           </w:p>
           <w:p>
@@ -6090,7 +6090,7 @@
                 <w:color w:val="E6E6E6"/>
                 <w:sz w:val="19"/>
               </w:rPr>
-              <w:t xml:space="preserve">         1 /u02/oradata/ORCL/redo01b.log</w:t>
+              <w:t xml:space="preserve">         1 /u02/oradata/orcl/redo01b.log</w:t>
             </w:r>
           </w:p>
           <w:p>
@@ -6104,7 +6104,7 @@
                 <w:color w:val="E6E6E6"/>
                 <w:sz w:val="19"/>
               </w:rPr>
-              <w:t xml:space="preserve">         2 /u01/app/oracle/oradata/ORCL/redo02.log</w:t>
+              <w:t xml:space="preserve">         2 /u01/app/oracle/oradata/orcl/redo02.log</w:t>
             </w:r>
           </w:p>
           <w:p>
@@ -6118,7 +6118,7 @@
                 <w:color w:val="E6E6E6"/>
                 <w:sz w:val="19"/>
               </w:rPr>
-              <w:t xml:space="preserve">         2 /u02/oradata/ORCL/redo02b.log</w:t>
+              <w:t xml:space="preserve">         2 /u02/oradata/orcl/redo02b.log</w:t>
             </w:r>
           </w:p>
           <w:p>
@@ -6132,7 +6132,7 @@
                 <w:color w:val="E6E6E6"/>
                 <w:sz w:val="19"/>
               </w:rPr>
-              <w:t xml:space="preserve">         3 /u01/app/oracle/oradata/ORCL/redo03.log</w:t>
+              <w:t xml:space="preserve">         3 /u01/app/oracle/oradata/orcl/redo03.log</w:t>
             </w:r>
           </w:p>
           <w:p>
@@ -6146,7 +6146,7 @@
                 <w:color w:val="E6E6E6"/>
                 <w:sz w:val="19"/>
               </w:rPr>
-              <w:t xml:space="preserve">         3 /u02/oradata/ORCL/redo03b.log</w:t>
+              <w:t xml:space="preserve">         3 /u02/oradata/orcl/redo03b.log</w:t>
             </w:r>
           </w:p>
           <w:p>
@@ -6337,7 +6337,7 @@
                 <w:color w:val="E6E6E6"/>
                 <w:sz w:val="19"/>
               </w:rPr>
-              <w:t xml:space="preserve">  2    ('/u01/app/oracle/oradata/ORCL/redo04.log',</w:t>
+              <w:t xml:space="preserve">  2    ('/u01/app/oracle/oradata/orcl/redo04.log',</w:t>
             </w:r>
           </w:p>
           <w:p>
@@ -6351,7 +6351,7 @@
                 <w:color w:val="E6E6E6"/>
                 <w:sz w:val="19"/>
               </w:rPr>
-              <w:t xml:space="preserve">  3     '/u02/oradata/ORCL/redo04b.log') SIZE 50M;</w:t>
+              <w:t xml:space="preserve">  3     '/u02/oradata/orcl/redo04b.log') SIZE 50M;</w:t>
             </w:r>
           </w:p>
           <w:p>
@@ -6477,7 +6477,7 @@
                 <w:color w:val="E6E6E6"/>
                 <w:sz w:val="19"/>
               </w:rPr>
-              <w:t>ORA-00312: online log 2 thread 1: '/u01/app/oracle/oradata/ORCL/redo02.log'</w:t>
+              <w:t>ORA-00312: online log 2 thread 1: '/u01/app/oracle/oradata/orcl/redo02.log'</w:t>
             </w:r>
           </w:p>
           <w:p>
@@ -6743,7 +6743,7 @@
                 <w:color w:val="E6E6E6"/>
                 <w:sz w:val="19"/>
               </w:rPr>
-              <w:t>SYS@orcl&gt; !rm -f /u01/app/oracle/oradata/ORCL/redo02.log /u02/oradata/ORCL/redo02b.log</w:t>
+              <w:t>SYS@orcl&gt; !rm -f /u01/app/oracle/oradata/orcl/redo02.log /u02/oradata/orcl/redo02b.log</w:t>
             </w:r>
           </w:p>
         </w:tc>
@@ -7240,7 +7240,7 @@
                 <w:color w:val="E6E6E6"/>
                 <w:sz w:val="19"/>
               </w:rPr>
-              <w:t xml:space="preserve">         3 /u02/oradata/ORCL/redo03b.log                 INVALID</w:t>
+              <w:t xml:space="preserve">         3 /u02/oradata/orcl/redo03b.log                 INVALID</w:t>
             </w:r>
           </w:p>
           <w:p>
@@ -7282,7 +7282,7 @@
                 <w:color w:val="E6E6E6"/>
                 <w:sz w:val="19"/>
               </w:rPr>
-              <w:t>SYS@orcl&gt; ALTER DATABASE DROP LOGFILE MEMBER '/u02/oradata/ORCL/redo03b.log';</w:t>
+              <w:t>SYS@orcl&gt; ALTER DATABASE DROP LOGFILE MEMBER '/u02/oradata/orcl/redo03b.log';</w:t>
             </w:r>
           </w:p>
           <w:p>
@@ -7324,7 +7324,7 @@
                 <w:color w:val="E6E6E6"/>
                 <w:sz w:val="19"/>
               </w:rPr>
-              <w:t>SYS@orcl&gt; !rm -f /u02/oradata/ORCL/redo03b.log</w:t>
+              <w:t>SYS@orcl&gt; !rm -f /u02/oradata/orcl/redo03b.log</w:t>
             </w:r>
           </w:p>
           <w:p>
@@ -7366,7 +7366,7 @@
                 <w:color w:val="E6E6E6"/>
                 <w:sz w:val="19"/>
               </w:rPr>
-              <w:t xml:space="preserve">  2    '/u02/oradata/ORCL/redo03b.log' REUSE TO GROUP 3;</w:t>
+              <w:t xml:space="preserve">  2    '/u02/oradata/orcl/redo03b.log' REUSE TO GROUP 3;</w:t>
             </w:r>
           </w:p>
           <w:p>
